--- a/docs/NiceMCU_32S_2.8IPS产品手册V2.0.docx
+++ b/docs/NiceMCU_32S_2.8IPS产品手册V2.0.docx
@@ -1187,16 +1187,7 @@
           <w:szCs w:val="21"/>
           <w:lang w:eastAsia="zh-CN"/>
         </w:rPr>
-        <w:t>I/O</w:t>
-      </w:r>
-      <w:r>
-        <w:rPr>
-          <w:rFonts w:hint="eastAsia"/>
-          <w:sz w:val="21"/>
-          <w:szCs w:val="21"/>
-          <w:lang w:eastAsia="zh-CN"/>
-        </w:rPr>
-        <w:t>:IO39</w:t>
+        <w:t>I/O:IO39</w:t>
       </w:r>
       <w:r>
         <w:rPr>
@@ -1796,61 +1787,7 @@
           <w:szCs w:val="21"/>
           <w:lang w:eastAsia="zh-CN"/>
         </w:rPr>
-        <w:t>3V3</w:t>
-      </w:r>
-      <w:r>
-        <w:rPr>
-          <w:rFonts w:hint="eastAsia"/>
-          <w:sz w:val="21"/>
-          <w:szCs w:val="21"/>
-          <w:lang w:eastAsia="zh-CN"/>
-        </w:rPr>
-        <w:t>,IO</w:t>
-      </w:r>
-      <w:r>
-        <w:rPr>
-          <w:rFonts w:hint="eastAsia"/>
-          <w:sz w:val="21"/>
-          <w:szCs w:val="21"/>
-          <w:lang w:eastAsia="zh-CN"/>
-        </w:rPr>
-        <w:t>21</w:t>
-      </w:r>
-      <w:r>
-        <w:rPr>
-          <w:rFonts w:hint="eastAsia"/>
-          <w:sz w:val="21"/>
-          <w:szCs w:val="21"/>
-          <w:lang w:eastAsia="zh-CN"/>
-        </w:rPr>
-        <w:t>,IO</w:t>
-      </w:r>
-      <w:r>
-        <w:rPr>
-          <w:rFonts w:hint="eastAsia"/>
-          <w:sz w:val="21"/>
-          <w:szCs w:val="21"/>
-          <w:lang w:eastAsia="zh-CN"/>
-        </w:rPr>
-        <w:t>22</w:t>
-      </w:r>
-      <w:r>
-        <w:rPr>
-          <w:rFonts w:hint="eastAsia"/>
-          <w:sz w:val="21"/>
-          <w:szCs w:val="21"/>
-          <w:lang w:eastAsia="zh-CN"/>
-        </w:rPr>
-        <w:t>,</w:t>
-      </w:r>
-      <w:r>
-        <w:rPr>
-          <w:rFonts w:hint="eastAsia"/>
-          <w:sz w:val="21"/>
-          <w:szCs w:val="21"/>
-          <w:lang w:eastAsia="zh-CN"/>
-        </w:rPr>
-        <w:t>GND</w:t>
+        <w:t>3V3,IO21,IO22,GND</w:t>
       </w:r>
       <w:r>
         <w:rPr>
@@ -3751,7 +3688,6 @@
       <w:pPr>
         <w:jc w:val="center"/>
         <w:rPr>
-          <w:rFonts w:hint="eastAsia"/>
           <w:sz w:val="21"/>
           <w:szCs w:val="21"/>
           <w:lang w:eastAsia="zh-CN"/>
@@ -4794,7 +4730,7 @@
         <w:spacing w:line="400" w:lineRule="exact"/>
         <w:ind w:firstLineChars="200" w:firstLine="480"/>
         <w:rPr>
-          <w:rFonts w:hAnsiTheme="minorEastAsia"/>
+          <w:rFonts w:hAnsiTheme="minorEastAsia" w:hint="eastAsia"/>
           <w:noProof/>
           <w:sz w:val="24"/>
           <w:szCs w:val="24"/>
@@ -5390,7 +5326,25 @@
                 <w:szCs w:val="21"/>
                 <w:lang w:eastAsia="zh-CN"/>
               </w:rPr>
-              <w:t>NiceMCU-T5-2.8IPS</w:t>
+              <w:t>NiceMCU-</w:t>
+            </w:r>
+            <w:r>
+              <w:rPr>
+                <w:rFonts w:hint="eastAsia"/>
+                <w:sz w:val="21"/>
+                <w:szCs w:val="21"/>
+                <w:lang w:eastAsia="zh-CN"/>
+              </w:rPr>
+              <w:t>32S</w:t>
+            </w:r>
+            <w:r>
+              <w:rPr>
+                <w:rFonts w:hint="eastAsia"/>
+                <w:sz w:val="21"/>
+                <w:szCs w:val="21"/>
+                <w:lang w:eastAsia="zh-CN"/>
+              </w:rPr>
+              <w:t>-2.8IPS</w:t>
             </w:r>
           </w:p>
         </w:tc>
@@ -5499,7 +5453,6 @@
               <w:spacing w:line="400" w:lineRule="exact"/>
               <w:jc w:val="center"/>
               <w:rPr>
-                <w:rFonts w:hint="eastAsia"/>
                 <w:sz w:val="21"/>
                 <w:szCs w:val="21"/>
                 <w:lang w:eastAsia="zh-CN"/>
@@ -9710,7 +9663,7 @@
         <w:sz w:val="24"/>
         <w:lang w:eastAsia="zh-CN"/>
       </w:rPr>
-      <w:t xml:space="preserve">                   202</w:t>
+      <w:t xml:space="preserve">              202</w:t>
     </w:r>
     <w:r>
       <w:rPr>
@@ -9760,7 +9713,27 @@
         <w:sz w:val="24"/>
         <w:lang w:eastAsia="zh-CN"/>
       </w:rPr>
-      <w:t>NST528IPS</w:t>
+      <w:t>NS</w:t>
+    </w:r>
+    <w:r>
+      <w:rPr>
+        <w:rFonts w:ascii="微软雅黑" w:eastAsia="微软雅黑" w:hAnsi="微软雅黑" w:hint="eastAsia"/>
+        <w:b/>
+        <w:color w:val="0070C0"/>
+        <w:sz w:val="24"/>
+        <w:lang w:eastAsia="zh-CN"/>
+      </w:rPr>
+      <w:t>32S</w:t>
+    </w:r>
+    <w:r>
+      <w:rPr>
+        <w:rFonts w:ascii="微软雅黑" w:eastAsia="微软雅黑" w:hAnsi="微软雅黑" w:hint="eastAsia"/>
+        <w:b/>
+        <w:color w:val="0070C0"/>
+        <w:sz w:val="24"/>
+        <w:lang w:eastAsia="zh-CN"/>
+      </w:rPr>
+      <w:t>28IPS</w:t>
     </w:r>
     <w:r>
       <w:rPr>
@@ -11031,6 +11004,7 @@
   <w:style w:type="character" w:default="1" w:styleId="a1">
     <w:name w:val="Default Paragraph Font"/>
     <w:uiPriority w:val="1"/>
+    <w:semiHidden/>
     <w:unhideWhenUsed/>
   </w:style>
   <w:style w:type="table" w:default="1" w:styleId="a2">
